--- a/docs/forgotten-felines/published-policies/escape-of-a-cat-policy.docx
+++ b/docs/forgotten-felines/published-policies/escape-of-a-cat-policy.docx
@@ -35,7 +35,7 @@
         <w:t>Last Reviewed:</w:t>
       </w:r>
       <w:r>
-        <w:t xml:space="preserve"> 2026-04-14 </w:t>
+        <w:t xml:space="preserve"> 2026-06-01 </w:t>
       </w:r>
       <w:r>
         <w:rPr>
@@ -44,7 +44,7 @@
         <w:t>Next Review Due:</w:t>
       </w:r>
       <w:r>
-        <w:t xml:space="preserve"> 2027-04-14 </w:t>
+        <w:t xml:space="preserve"> 2027-06-01 </w:t>
       </w:r>
       <w:r>
         <w:rPr>
